--- a/files/1GmONqVfNTwYlXAigkB4_8GBmUS3lJI5F/Cytology_ascitic_fluid_05.10.2026_Shalimov_EN_translation.docx
+++ b/files/1GmONqVfNTwYlXAigkB4_8GBmUS3lJI5F/Cytology_ascitic_fluid_05.10.2026_Shalimov_EN_translation.docx
@@ -824,7 +824,7 @@
         </w:numPr>
       </w:pPr>
       <w:r>
-        <w:t xml:space="preserve">Cytology shows malignant cells in the ascitic fluid; it does not establish the tumour type. No cell block or immunohistochemistry is reported.</w:t>
+        <w:t xml:space="preserve">This report describes malignant cells (category V); it does not establish the tumour type, and no cell block or immunohistochemistry is reported. A review of the same slides at CSD LAB on 14.10.2026 (study 26NGC012870) did not reproduce category V: atypia of undetermined significance (AUS), dense groups of small, relatively monomorphic cells, no pleomorphic cells described, origin undeterminable without a cell block.</w:t>
       </w:r>
     </w:p>
     <w:p>
